--- a/economy-start-Investing-money/start-investing-money.docx
+++ b/economy-start-Investing-money/start-investing-money.docx
@@ -73,7 +73,16 @@
           <w:szCs w:val="56"/>
           <w:lang w:val="en-US"/>
         </w:rPr>
-        <w:t>Requi</w:t>
+        <w:t>r</w:t>
+      </w:r>
+      <w:r>
+        <w:rPr>
+          <w:b/>
+          <w:sz w:val="56"/>
+          <w:szCs w:val="56"/>
+          <w:lang w:val="en-US"/>
+        </w:rPr>
+        <w:t>equi</w:t>
       </w:r>
       <w:r>
         <w:rPr>
@@ -121,23 +130,15 @@
           <w:szCs w:val="56"/>
           <w:lang w:val="en-US"/>
         </w:rPr>
-        <w:t xml:space="preserve">hoose one company who may offer you the chance to invest small amount of money in the actions of its </w:t>
-      </w:r>
-      <w:r>
-        <w:rPr>
-          <w:sz w:val="56"/>
-          <w:szCs w:val="56"/>
-          <w:lang w:val="en-US"/>
-        </w:rPr>
-        <w:tab/>
-      </w:r>
-      <w:r>
-        <w:rPr>
-          <w:sz w:val="56"/>
-          <w:szCs w:val="56"/>
-          <w:lang w:val="en-US"/>
-        </w:rPr>
-        <w:t>company</w:t>
+        <w:t>hoose one company who may offer you the chance to invest small amount of money in the actions of its company</w:t>
+      </w:r>
+      <w:r>
+        <w:rPr>
+          <w:sz w:val="56"/>
+          <w:szCs w:val="56"/>
+          <w:lang w:val="en-US"/>
+        </w:rPr>
+        <w:t>.</w:t>
       </w:r>
     </w:p>
     <w:p>
@@ -255,31 +256,64 @@
           <w:szCs w:val="56"/>
           <w:lang w:val="en-US"/>
         </w:rPr>
-        <w:t xml:space="preserve"> whereas reading the Stock Market of the </w:t>
-      </w:r>
-      <w:r>
-        <w:rPr>
-          <w:sz w:val="56"/>
-          <w:szCs w:val="56"/>
-          <w:lang w:val="en-US"/>
-        </w:rPr>
-        <w:t>Company</w:t>
-      </w:r>
-      <w:r>
-        <w:rPr>
-          <w:sz w:val="56"/>
-          <w:szCs w:val="56"/>
-          <w:lang w:val="en-US"/>
-        </w:rPr>
-        <w:t>, you chose previously</w:t>
-      </w:r>
-      <w:r>
-        <w:rPr>
-          <w:sz w:val="56"/>
-          <w:szCs w:val="56"/>
-          <w:lang w:val="en-US"/>
-        </w:rPr>
-        <w:t>, you can analyze the pred</w:t>
+        <w:t xml:space="preserve"> as reading the Stock Market of the Company, you chose previously</w:t>
+      </w:r>
+      <w:r>
+        <w:rPr>
+          <w:sz w:val="56"/>
+          <w:szCs w:val="56"/>
+          <w:lang w:val="en-US"/>
+        </w:rPr>
+        <w:t>.</w:t>
+      </w:r>
+      <w:r>
+        <w:rPr>
+          <w:sz w:val="56"/>
+          <w:szCs w:val="56"/>
+          <w:lang w:val="en-US"/>
+        </w:rPr>
+        <w:t xml:space="preserve"> </w:t>
+      </w:r>
+    </w:p>
+    <w:p>
+      <w:pPr>
+        <w:rPr>
+          <w:sz w:val="56"/>
+          <w:szCs w:val="56"/>
+          <w:lang w:val="en-US"/>
+        </w:rPr>
+      </w:pPr>
+      <w:r>
+        <w:rPr>
+          <w:sz w:val="56"/>
+          <w:szCs w:val="56"/>
+          <w:lang w:val="en-US"/>
+        </w:rPr>
+        <w:t>Y</w:t>
+      </w:r>
+      <w:r>
+        <w:rPr>
+          <w:sz w:val="56"/>
+          <w:szCs w:val="56"/>
+          <w:lang w:val="en-US"/>
+        </w:rPr>
+        <w:t xml:space="preserve">ou can </w:t>
+      </w:r>
+      <w:r>
+        <w:rPr>
+          <w:sz w:val="56"/>
+          <w:szCs w:val="56"/>
+          <w:lang w:val="en-US"/>
+        </w:rPr>
+        <w:t>see by yourself,</w:t>
+      </w:r>
+      <w:r>
+        <w:rPr>
+          <w:sz w:val="56"/>
+          <w:szCs w:val="56"/>
+          <w:lang w:val="en-US"/>
+        </w:rPr>
+        <w:t xml:space="preserve"> the pred</w:t>
       </w:r>
       <w:r>
         <w:rPr>
@@ -295,7 +329,15 @@
           <w:szCs w:val="56"/>
           <w:lang w:val="en-US"/>
         </w:rPr>
-        <w:t>ted action value is one of these alternatives:</w:t>
+        <w:t>ted action value is one of these alternatives</w:t>
+      </w:r>
+      <w:r>
+        <w:rPr>
+          <w:sz w:val="56"/>
+          <w:szCs w:val="56"/>
+          <w:lang w:val="en-US"/>
+        </w:rPr>
+        <w:t>:</w:t>
       </w:r>
     </w:p>
     <w:p>
@@ -336,6 +378,14 @@
         </w:rPr>
         <w:t>redicted value is the same compared to the actual action value from the day before in the stock market</w:t>
       </w:r>
+      <w:r>
+        <w:rPr>
+          <w:sz w:val="56"/>
+          <w:szCs w:val="56"/>
+          <w:lang w:val="en-US"/>
+        </w:rPr>
+        <w:t>.</w:t>
+      </w:r>
     </w:p>
     <w:p>
       <w:pPr>
@@ -366,6 +416,14 @@
         </w:rPr>
         <w:t>redicted value is more compared to the actual action value from the day before in the stock market</w:t>
       </w:r>
+      <w:r>
+        <w:rPr>
+          <w:sz w:val="56"/>
+          <w:szCs w:val="56"/>
+          <w:lang w:val="en-US"/>
+        </w:rPr>
+        <w:t>.</w:t>
+      </w:r>
     </w:p>
     <w:p>
       <w:pPr>
@@ -386,6 +444,7 @@
           <w:szCs w:val="56"/>
           <w:lang w:val="en-US"/>
         </w:rPr>
+        <w:lastRenderedPageBreak/>
         <w:t>P</w:t>
       </w:r>
       <w:r>
@@ -394,42 +453,57 @@
           <w:szCs w:val="56"/>
           <w:lang w:val="en-US"/>
         </w:rPr>
-        <w:t xml:space="preserve">redicted value is less compared to the actual action value from </w:t>
-      </w:r>
-      <w:r>
-        <w:rPr>
-          <w:sz w:val="56"/>
-          <w:szCs w:val="56"/>
-          <w:lang w:val="en-US"/>
-        </w:rPr>
-        <w:lastRenderedPageBreak/>
-        <w:t>the day before in the stock market</w:t>
-      </w:r>
-    </w:p>
-    <w:p>
-      <w:pPr>
-        <w:rPr>
-          <w:sz w:val="56"/>
-          <w:szCs w:val="56"/>
-          <w:lang w:val="en-US"/>
-        </w:rPr>
-      </w:pPr>
-    </w:p>
-    <w:p>
-      <w:pPr>
-        <w:rPr>
-          <w:sz w:val="56"/>
-          <w:szCs w:val="56"/>
-          <w:lang w:val="en-US"/>
-        </w:rPr>
-      </w:pPr>
-      <w:r>
-        <w:rPr>
-          <w:sz w:val="56"/>
-          <w:szCs w:val="56"/>
-          <w:lang w:val="en-US"/>
-        </w:rPr>
-        <w:t>In case, any alternative may be true then you are going to do a successful investment, investing small amount of money and getting small amount of money as well.</w:t>
+        <w:t>redicted value is less compared to the actual action value from the day before in the stock market</w:t>
+      </w:r>
+      <w:r>
+        <w:rPr>
+          <w:sz w:val="56"/>
+          <w:szCs w:val="56"/>
+          <w:lang w:val="en-US"/>
+        </w:rPr>
+        <w:t>.</w:t>
+      </w:r>
+    </w:p>
+    <w:p>
+      <w:pPr>
+        <w:rPr>
+          <w:sz w:val="56"/>
+          <w:szCs w:val="56"/>
+          <w:lang w:val="en-US"/>
+        </w:rPr>
+      </w:pPr>
+    </w:p>
+    <w:p>
+      <w:pPr>
+        <w:rPr>
+          <w:sz w:val="56"/>
+          <w:szCs w:val="56"/>
+          <w:lang w:val="en-US"/>
+        </w:rPr>
+      </w:pPr>
+      <w:r>
+        <w:rPr>
+          <w:sz w:val="56"/>
+          <w:szCs w:val="56"/>
+          <w:lang w:val="en-US"/>
+        </w:rPr>
+        <w:t xml:space="preserve">In case, any alternative may be true then you are going to do a successful investment, investing small amount of money and </w:t>
+      </w:r>
+      <w:r>
+        <w:rPr>
+          <w:sz w:val="56"/>
+          <w:szCs w:val="56"/>
+          <w:lang w:val="en-US"/>
+        </w:rPr>
+        <w:t>earning</w:t>
+      </w:r>
+      <w:r>
+        <w:rPr>
+          <w:sz w:val="56"/>
+          <w:szCs w:val="56"/>
+          <w:lang w:val="en-US"/>
+        </w:rPr>
+        <w:t xml:space="preserve"> small amount of money as well.</w:t>
       </w:r>
     </w:p>
     <w:p>
@@ -511,54 +585,6 @@
       </w:r>
       <w:bookmarkStart w:id="0" w:name="_GoBack"/>
       <w:bookmarkEnd w:id="0"/>
-      <w:r>
-        <w:rPr>
-          <w:sz w:val="56"/>
-          <w:szCs w:val="56"/>
-          <w:lang w:val="en-US"/>
-        </w:rPr>
-        <w:tab/>
-      </w:r>
-      <w:r>
-        <w:rPr>
-          <w:sz w:val="56"/>
-          <w:szCs w:val="56"/>
-          <w:lang w:val="en-US"/>
-        </w:rPr>
-        <w:tab/>
-      </w:r>
-      <w:r>
-        <w:rPr>
-          <w:sz w:val="56"/>
-          <w:szCs w:val="56"/>
-          <w:lang w:val="en-US"/>
-        </w:rPr>
-        <w:tab/>
-      </w:r>
-      <w:r>
-        <w:rPr>
-          <w:sz w:val="56"/>
-          <w:szCs w:val="56"/>
-          <w:lang w:val="en-US"/>
-        </w:rPr>
-        <w:tab/>
-      </w:r>
-      <w:r>
-        <w:rPr>
-          <w:sz w:val="56"/>
-          <w:szCs w:val="56"/>
-          <w:lang w:val="en-US"/>
-        </w:rPr>
-        <w:tab/>
-      </w:r>
-      <w:r>
-        <w:rPr>
-          <w:sz w:val="56"/>
-          <w:szCs w:val="56"/>
-          <w:lang w:val="en-US"/>
-        </w:rPr>
-        <w:tab/>
-      </w:r>
     </w:p>
     <w:sectPr>
       <w:pgSz w:w="11906" w:h="16838"/>

--- a/economy-start-Investing-money/start-investing-money.docx
+++ b/economy-start-Investing-money/start-investing-money.docx
@@ -27,7 +27,16 @@
           <w:szCs w:val="72"/>
           <w:lang w:val="en-US"/>
         </w:rPr>
-        <w:t>Invest</w:t>
+        <w:t>i</w:t>
+      </w:r>
+      <w:r>
+        <w:rPr>
+          <w:rFonts w:ascii="Arial Black" w:hAnsi="Arial Black"/>
+          <w:sz w:val="72"/>
+          <w:szCs w:val="72"/>
+          <w:lang w:val="en-US"/>
+        </w:rPr>
+        <w:t>nvest</w:t>
       </w:r>
       <w:r>
         <w:rPr>
@@ -487,7 +496,64 @@
           <w:szCs w:val="56"/>
           <w:lang w:val="en-US"/>
         </w:rPr>
-        <w:t xml:space="preserve">In case, any alternative may be true then you are going to do a successful investment, investing small amount of money and </w:t>
+        <w:t>In case, any alternative may be true</w:t>
+      </w:r>
+      <w:r>
+        <w:rPr>
+          <w:sz w:val="56"/>
+          <w:szCs w:val="56"/>
+          <w:lang w:val="en-US"/>
+        </w:rPr>
+        <w:t>,</w:t>
+      </w:r>
+      <w:r>
+        <w:rPr>
+          <w:sz w:val="56"/>
+          <w:szCs w:val="56"/>
+          <w:lang w:val="en-US"/>
+        </w:rPr>
+        <w:t xml:space="preserve"> then you are going to do a successful investment</w:t>
+      </w:r>
+      <w:r>
+        <w:rPr>
+          <w:sz w:val="56"/>
+          <w:szCs w:val="56"/>
+          <w:lang w:val="en-US"/>
+        </w:rPr>
+        <w:t>.</w:t>
+      </w:r>
+      <w:r>
+        <w:rPr>
+          <w:sz w:val="56"/>
+          <w:szCs w:val="56"/>
+          <w:lang w:val="en-US"/>
+        </w:rPr>
+        <w:t xml:space="preserve"> </w:t>
+      </w:r>
+    </w:p>
+    <w:p>
+      <w:pPr>
+        <w:rPr>
+          <w:sz w:val="56"/>
+          <w:szCs w:val="56"/>
+          <w:lang w:val="en-US"/>
+        </w:rPr>
+      </w:pPr>
+      <w:r>
+        <w:rPr>
+          <w:sz w:val="56"/>
+          <w:szCs w:val="56"/>
+          <w:lang w:val="en-US"/>
+        </w:rPr>
+        <w:t>I</w:t>
+      </w:r>
+      <w:r>
+        <w:rPr>
+          <w:sz w:val="56"/>
+          <w:szCs w:val="56"/>
+          <w:lang w:val="en-US"/>
+        </w:rPr>
+        <w:t xml:space="preserve">nvesting small amount of money and </w:t>
       </w:r>
       <w:r>
         <w:rPr>
@@ -503,7 +569,23 @@
           <w:szCs w:val="56"/>
           <w:lang w:val="en-US"/>
         </w:rPr>
-        <w:t xml:space="preserve"> small amount of money as well.</w:t>
+        <w:t xml:space="preserve"> small amount of money</w:t>
+      </w:r>
+      <w:r>
+        <w:rPr>
+          <w:sz w:val="56"/>
+          <w:szCs w:val="56"/>
+          <w:lang w:val="en-US"/>
+        </w:rPr>
+        <w:t>,</w:t>
+      </w:r>
+      <w:r>
+        <w:rPr>
+          <w:sz w:val="56"/>
+          <w:szCs w:val="56"/>
+          <w:lang w:val="en-US"/>
+        </w:rPr>
+        <w:t xml:space="preserve"> as well.</w:t>
       </w:r>
     </w:p>
     <w:p>
@@ -542,49 +624,49 @@
           <w:lang w:val="en-US"/>
         </w:rPr>
       </w:pPr>
-    </w:p>
-    <w:p>
-      <w:pPr>
-        <w:rPr>
-          <w:sz w:val="56"/>
-          <w:szCs w:val="56"/>
-          <w:lang w:val="en-US"/>
-        </w:rPr>
-      </w:pPr>
-      <w:r>
-        <w:rPr>
-          <w:sz w:val="56"/>
-          <w:szCs w:val="56"/>
-          <w:lang w:val="en-US"/>
-        </w:rPr>
-        <w:t xml:space="preserve">At the beginning, it can </w:t>
-      </w:r>
-      <w:r>
-        <w:rPr>
-          <w:sz w:val="56"/>
-          <w:szCs w:val="56"/>
-          <w:lang w:val="en-US"/>
-        </w:rPr>
-        <w:t xml:space="preserve">likely be bored and </w:t>
-      </w:r>
-      <w:r>
-        <w:rPr>
-          <w:sz w:val="56"/>
-          <w:szCs w:val="56"/>
-          <w:lang w:val="en-US"/>
-        </w:rPr>
-        <w:t>discouraged</w:t>
-      </w:r>
-      <w:r>
-        <w:rPr>
-          <w:sz w:val="56"/>
-          <w:szCs w:val="56"/>
-          <w:lang w:val="en-US"/>
-        </w:rPr>
-        <w:t>. However, it may be a good strategy to start investing.</w:t>
-      </w:r>
       <w:bookmarkStart w:id="0" w:name="_GoBack"/>
       <w:bookmarkEnd w:id="0"/>
+    </w:p>
+    <w:p>
+      <w:pPr>
+        <w:rPr>
+          <w:sz w:val="56"/>
+          <w:szCs w:val="56"/>
+          <w:lang w:val="en-US"/>
+        </w:rPr>
+      </w:pPr>
+      <w:r>
+        <w:rPr>
+          <w:sz w:val="56"/>
+          <w:szCs w:val="56"/>
+          <w:lang w:val="en-US"/>
+        </w:rPr>
+        <w:t xml:space="preserve">At the beginning, it can </w:t>
+      </w:r>
+      <w:r>
+        <w:rPr>
+          <w:sz w:val="56"/>
+          <w:szCs w:val="56"/>
+          <w:lang w:val="en-US"/>
+        </w:rPr>
+        <w:t xml:space="preserve">likely be bored and </w:t>
+      </w:r>
+      <w:r>
+        <w:rPr>
+          <w:sz w:val="56"/>
+          <w:szCs w:val="56"/>
+          <w:lang w:val="en-US"/>
+        </w:rPr>
+        <w:t>discouraged</w:t>
+      </w:r>
+      <w:r>
+        <w:rPr>
+          <w:sz w:val="56"/>
+          <w:szCs w:val="56"/>
+          <w:lang w:val="en-US"/>
+        </w:rPr>
+        <w:t>. However, it may be a strategy to start investing.</w:t>
+      </w:r>
     </w:p>
     <w:sectPr>
       <w:pgSz w:w="11906" w:h="16838"/>

--- a/economy-start-Investing-money/start-investing-money.docx
+++ b/economy-start-Investing-money/start-investing-money.docx
@@ -265,7 +265,39 @@
           <w:szCs w:val="56"/>
           <w:lang w:val="en-US"/>
         </w:rPr>
-        <w:t xml:space="preserve"> as reading the Stock Market of the Company, you chose previously</w:t>
+        <w:t xml:space="preserve"> as reading the Stock Market</w:t>
+      </w:r>
+      <w:r>
+        <w:rPr>
+          <w:sz w:val="56"/>
+          <w:szCs w:val="56"/>
+          <w:lang w:val="en-US"/>
+        </w:rPr>
+        <w:t>,</w:t>
+      </w:r>
+      <w:r>
+        <w:rPr>
+          <w:sz w:val="56"/>
+          <w:szCs w:val="56"/>
+          <w:lang w:val="en-US"/>
+        </w:rPr>
+        <w:t xml:space="preserve"> of the </w:t>
+      </w:r>
+      <w:r>
+        <w:rPr>
+          <w:sz w:val="56"/>
+          <w:szCs w:val="56"/>
+          <w:lang w:val="en-US"/>
+        </w:rPr>
+        <w:t>c</w:t>
+      </w:r>
+      <w:r>
+        <w:rPr>
+          <w:sz w:val="56"/>
+          <w:szCs w:val="56"/>
+          <w:lang w:val="en-US"/>
+        </w:rPr>
+        <w:t>ompany, you chose previously</w:t>
       </w:r>
       <w:r>
         <w:rPr>
@@ -283,6 +315,8 @@
         </w:rPr>
         <w:t xml:space="preserve"> </w:t>
       </w:r>
+      <w:bookmarkStart w:id="0" w:name="_GoBack"/>
+      <w:bookmarkEnd w:id="0"/>
     </w:p>
     <w:p>
       <w:pPr>
@@ -624,8 +658,6 @@
           <w:lang w:val="en-US"/>
         </w:rPr>
       </w:pPr>
-      <w:bookmarkStart w:id="0" w:name="_GoBack"/>
-      <w:bookmarkEnd w:id="0"/>
     </w:p>
     <w:p>
       <w:pPr>

--- a/economy-start-Investing-money/start-investing-money.docx
+++ b/economy-start-Investing-money/start-investing-money.docx
@@ -177,15 +177,41 @@
           <w:szCs w:val="56"/>
           <w:lang w:val="en-US"/>
         </w:rPr>
-        <w:t xml:space="preserve">hoose one or more companies to invest money, </w:t>
-      </w:r>
-      <w:r>
-        <w:rPr>
-          <w:sz w:val="56"/>
-          <w:szCs w:val="56"/>
-          <w:lang w:val="en-US"/>
-        </w:rPr>
-        <w:t>considering</w:t>
+        <w:t xml:space="preserve">hoose one or </w:t>
+      </w:r>
+      <w:r>
+        <w:rPr>
+          <w:sz w:val="56"/>
+          <w:szCs w:val="56"/>
+          <w:lang w:val="en-US"/>
+        </w:rPr>
+        <w:t>two</w:t>
+      </w:r>
+      <w:r>
+        <w:rPr>
+          <w:sz w:val="56"/>
+          <w:szCs w:val="56"/>
+          <w:lang w:val="en-US"/>
+        </w:rPr>
+        <w:t xml:space="preserve"> companies to invest money, </w:t>
+      </w:r>
+      <w:r>
+        <w:rPr>
+          <w:sz w:val="56"/>
+          <w:szCs w:val="56"/>
+          <w:lang w:val="en-US"/>
+        </w:rPr>
+        <w:t>cons</w:t>
+      </w:r>
+      <w:bookmarkStart w:id="0" w:name="_GoBack"/>
+      <w:bookmarkEnd w:id="0"/>
+      <w:r>
+        <w:rPr>
+          <w:sz w:val="56"/>
+          <w:szCs w:val="56"/>
+          <w:lang w:val="en-US"/>
+        </w:rPr>
+        <w:t>idering</w:t>
       </w:r>
       <w:r>
         <w:rPr>
@@ -315,8 +341,6 @@
         </w:rPr>
         <w:t xml:space="preserve"> </w:t>
       </w:r>
-      <w:bookmarkStart w:id="0" w:name="_GoBack"/>
-      <w:bookmarkEnd w:id="0"/>
     </w:p>
     <w:p>
       <w:pPr>
